--- a/document_templates/russian_library/Претензии/Транспорт_Логистика_Туризм/шаблон_Претензия_к_Почте_России.docx
+++ b/document_templates/russian_library/Претензии/Транспорт_Логистика_Туризм/шаблон_Претензия_к_Почте_России.docx
@@ -176,7 +176,7 @@
         <w:rPr>
           <w:lang w:val="en-US"/>
         </w:rPr>
-        <w:t xml:space="preserve">, {{ w_t_w_r_w_prooferr_w_type_spellstart_w_r_w_rsidrpr_00fb76fe_w_rpr_w_lang_w_val_en_us_w_rpr_w_t_sender_name_w_t_w_r_w_prooferr_w_type_spellend_w_r_w_rsidrpr_00fb76fe_w_rpr_w_lang_w_val_en_us_w_rpr_w_t_xml_space_preserve }}, {{ w_t_w_r_w_prooferr_w_type_spellstart_w_r_w_rsidrpr_00fb76fe_w_rpr_w_lang_w_val_en_us_w_rpr_w_t_incident_date_w_t_w_r_w_prooferr_w_type_spellend_w_r_w_rsidrpr_00fb76fe_w_rpr_w_lang_w_val_en_us_w_rpr_w_t_xml_space_preserve }} </w:t>
+        <w:t xml:space="preserve">, {{ sender_name }}, {{ incident_date }} </w:t>
       </w:r>
       <w:r>
         <w:t>г</w:t>
@@ -187,13 +187,12 @@
         </w:rPr>
         <w:t xml:space="preserve">. </w:t>
       </w:r>
-      <w:proofErr w:type="gramStart"/>
       <w:r>
         <w:rPr>
           <w:rStyle w:val="citation-781"/>
           <w:lang w:val="en-US"/>
         </w:rPr>
-        <w:t xml:space="preserve">{{ w_t_w_r_w_prooferr_w_type_spellstart_w_r_w_rsidrpr_00fb76fe_w_rpr_w_rstyle_w_val_citation_781_w_lang_w_val_en_us_w_rpr_w_t_incident_w_t_w_r_w_prooferr_w_type_gramend_w_r_w_rsidrpr_00fb76fe_w_rpr_w_rstyle_w_val_citation_781_w_lang_w_val_en_us_w_rpr_w_t_description_w_t_w_r_w_prooferr_w_type_spellend_w_r_w_rsidrpr_00fb76fe_w_rpr_w_rstyle_w_val_citation_781_w_lang_w_val_en_us_w_rpr_w_t_xml_space_preserve }}. </w:t>
+        <w:t xml:space="preserve">{{ incident_description }}. </w:t>
       </w:r>
     </w:p>
     <w:p>
@@ -288,7 +287,7 @@
           <w:sz w:val="24"/>
           <w:szCs w:val="24"/>
         </w:rPr>
-        <w:t xml:space="preserve">{{ w_t_w_r_w_r_w_rpr_w_rfonts_w_ascii_times_new_roman_w_hansi_times_new_roman_w_cs_times_new_roman_w_sz_w_val_24_w_szcs_w_val_24_w_lang_w_val_en_us_w_rpr_w_t_sender_w_t_w_r_w_r_w_rsidrpr_00fb76fe_w_rpr_w_rfonts_w_ascii_times_new_roman_w_hansi_times_new_roman_w_cs_times_new_roman_w_sz_w_val_24_w_szcs_w_val_24_w_rpr_w_t_w_t_w_r_w_r_w_rpr_w_rfonts_w_ascii_times_new_roman_w_hansi_times_new_roman_w_cs_times_new_roman_w_sz_w_val_24_w_szcs_w_val_24_w_lang_w_val_en_us_w_rpr_w_t_full_w_t_w_r_w_r_w_rsidrpr_00fb76fe_w_rpr_w_rfonts_w_ascii_times_new_roman_w_hansi_times_new_roman_w_cs_times_new_roman_w_sz_w_val_24_w_szcs_w_val_24_w_rpr_w_t_w_t_w_r_w_r_w_rpr_w_rfonts_w_ascii_times_new_roman_w_hansi_times_new_roman_w_cs_times_new_roman_w_sz_w_val_24_w_szcs_w_val_24_w_lang_w_val_en_us_w_rpr_w_t_name_w_t_w_r_w_r_w_rsidrpr_00fb76fe_w_rpr_w_rfonts_w_ascii_times_new_roman_w_hansi_times_new_roman_w_cs_times_new_roman_w_sz_w_val_24_w_szcs_w_val_24_w_rpr_w_t_xml_space_preserve }}</w:t>
+        <w:t xml:space="preserve">{{ sender_full_name }}</w:t>
       </w:r>
       <w:r>
         <w:rPr>
@@ -306,7 +305,7 @@
           <w:sz w:val="24"/>
           <w:szCs w:val="24"/>
         </w:rPr>
-        <w:t xml:space="preserve">{{ w_t_w_r_w_r_w_rpr_w_rfonts_w_ascii_times_new_roman_w_hansi_times_new_roman_w_cs_times_new_roman_w_i_w_ics_w_sz_w_val_24_w_szcs_w_val_24_w_lang_w_val_en_us_w_rpr_w_t_signature_w_t_w_r_w_r_w_rsidrpr_00fb76fe_w_rpr_w_rfonts_w_ascii_times_new_roman_w_hansi_times_new_roman_w_cs_times_new_roman_w_i_w_ics_w_sz_w_val_24_w_szcs_w_val_24_w_rpr_w_t_xml_space_preserve }}</w:t>
+        <w:t xml:space="preserve">{{ signature }}</w:t>
       </w:r>
       <w:r>
         <w:rPr>
